--- a/docs/Пакет материалов для сдачи задания.docx
+++ b/docs/Пакет материалов для сдачи задания.docx
@@ -25,7 +25,7 @@
     </w:p>
     <w:p>
       <w:r>
-        <w:t xml:space="preserve">Адрес выдан платформой при публикации. Приложение работает за шлюзом платформы: откроется под учётной записью Битрикс24 и покажет сделки CRM портала. Доступ — только владельцу и авторизованным пользователям (accessPolicy OWNER_ONLY).</w:t>
+        <w:t xml:space="preserve">Адрес выдан платформой при публикации. Приложение работает за шлюзом платформы: доступно авторизованным пользователям портала. Шлюз пропускает вошедших, а приложение пробрасывает сессию (X-Vibe-Authorization) в запросы к /v1/* вместе с ключом, поэтому каждый пользователь видит сделки в рамках своих прав в CRM.</w:t>
       </w:r>
     </w:p>
     <w:p>
@@ -43,7 +43,7 @@
     </w:p>
     <w:p>
       <w:r>
-        <w:t xml:space="preserve">В репозитории нет ключей и секретов: ключ портала приходит из окружения (BITRIX_API_KEY), файл .env исключён через .gitignore, в публикацию попадает только шаблон .env.example с пустыми полями. Git-история (строго readonly-код, тесты) — в ветке main.</w:t>
+        <w:t xml:space="preserve">В репозитории нет ключей и секретов: ключ портала приходит из окружения (BITRIX_API_KEY), файл .env исключён через .gitignore, в публикацию попадает только шаблон .env.example с пустыми полями. Ветка main.</w:t>
       </w:r>
     </w:p>
     <w:p>
@@ -64,7 +64,7 @@
     </w:p>
     <w:p>
       <w:r>
-        <w:t xml:space="preserve">«Воронка продаж» — дашборд по сделкам CRM портала Битрикс24. Приложение публикуется за шлюзом платформы (режим BLACKHOLE, accessPolicy OWNER_ONLY) и доступно владельцу и авторизованным пользователям. Сессия шлюза (X-Vibe-Authorization) пробрасывается в запросы к /v1/* вместе с ключом приложения, поэтому портал отдаёт данные именно того пользователя, который открыл дашборд. Приложение встраивается в портал и отображается как пункт левого меню.</w:t>
+        <w:t xml:space="preserve">«Воронка продаж» — дашборд по сделкам CRM портала Битрикс24. Приложение публикуется за шлюзом платформы (режим BLACKHOLE) и доступно авторизованным пользователям портала. Сессия шлюза (X-Vibe-Authorization) пробрасывается в запросы к /v1/* вместе с ключом приложения, поэтому портал отдаёт данные именно того пользователя, который открыл дашборд. Встраивается в портал и отображается как пункт левого меню.</w:t>
       </w:r>
     </w:p>
     <w:p>
@@ -81,7 +81,7 @@
         </w:numPr>
       </w:pPr>
       <w:r>
-        <w:t xml:space="preserve">Фильтр по периоду создания сделки — «Сегодня», «Вчера», «Эта неделя», «Этот месяц», «Произвольный период» (даты «от»/«до»). Любая смена периода мгновенно пересчитывает все данные.</w:t>
+        <w:t xml:space="preserve">Фильтр по периоду создания сделки — Сегодня, Вчера, Эта неделя, Этот месяц, Произвольный период (даты от/до). Любая смена периода мгновенно пересчитывает все данные.</w:t>
       </w:r>
     </w:p>
     <w:p>
@@ -130,12 +130,12 @@
     </w:p>
     <w:p>
       <w:r>
-        <w:t xml:space="preserve">Источник данных — только REST API портала (прокси VibeCode). KPI и воронка считаются сервером портала через POST /deals/aggregate с фильтром createdAt за период (sum по amount, groupBy stageId). Список последних сделок — POST /deals/search с sort createdAt desc, limit 20 и select нужных полей. Словари стадий — /statuses/search, воронки — /deal-categories, имена ответственных — /users/search. Расчёты (суммы, количества, средний чек) выполняются на сервере строго по данным REST API текущего портала.</w:t>
-      </w:r>
-    </w:p>
-    <w:p>
-      <w:r>
-        <w:t xml:space="preserve">Обе ветки потолка агрегации разобраны: meta.truncated=true (предупреждение «цифры могут быть неполными») и HTTP 422 AGGREGATION_LIMIT_EXCEEDED (предупреждение «сузьте период»).</w:t>
+        <w:t xml:space="preserve">Источник данных — только REST API портала (прокси VibeCode). KPI и воронка считаются через POST /deals/aggregate с фильтром createdAt за период (sum по amount, groupBy stageId). Список последних сделок — POST /deals/search с sort createdAt desc, limit 20 и select. Словари стадий — /statuses/search, воронки — /deal-categories, имена ответственных — /users/search. Все расчёты выполняются на сервере строго по данным REST API текущего портала.</w:t>
+      </w:r>
+    </w:p>
+    <w:p>
+      <w:r>
+        <w:t xml:space="preserve">Обе ветки потолка агрегации разобраны: meta.truncated=true (предупреждение «цифры могут быть неполными») и HTTP 422 AGGREGATION_LIMIT_EXCEEDED (перехватывается как исключение portal() и приводит к предупреждению «сузьте период» с пустым дашбордом).</w:t>
       </w:r>
     </w:p>
     <w:p>
@@ -265,7 +265,7 @@
         </w:numPr>
       </w:pPr>
       <w:r>
-        <w:t xml:space="preserve">Авторизуйтесь в портале Битрикс24 (если ещё не вошли) — шлюз платформы пропустит вас как авторизованного пользователя, и приложение увидит данные портала с вашими правами.</w:t>
+        <w:t xml:space="preserve">Авторизуйтесь в портале Битрикс24 (если ещё не вошли) — шлюз платформы пропустит вас как авторизованного пользователя.</w:t>
       </w:r>
     </w:p>
     <w:p>
@@ -294,7 +294,7 @@
     </w:p>
     <w:p>
       <w:r>
-        <w:t xml:space="preserve">Смена периода: «Сегодня», «Вчера», «Эта неделя», «Этот месяц», «Произвольный период» (даты «от»/«до»). Для встраивания в меню портала используется стандартный механизм маркетплейса (локальное приложение): при создании указываются скопы crm и user — приложение появляется в левом меню.</w:t>
+        <w:t xml:space="preserve">Для встраивания в меню портала используется стандартный механизм маркетплейса (локальное приложение): при создании указываются скопы crm и user — приложение появляется в левом меню.</w:t>
       </w:r>
     </w:p>
     <w:p>
